--- a/DAEN459F26/Lab3-Questions.docx
+++ b/DAEN459F26/Lab3-Questions.docx
@@ -8,28 +8,18 @@
         <w:rPr>
           <w:b/>
           <w:bCs/>
-        </w:rPr>
-      </w:pPr>
-      <w:r>
-        <w:rPr>
-          <w:b/>
-          <w:bCs/>
-        </w:rPr>
-        <w:t>Class Assignment</w:t>
-      </w:r>
-      <w:r>
-        <w:rPr>
-          <w:b/>
-          <w:bCs/>
-        </w:rPr>
-        <w:t xml:space="preserve">: </w:t>
-      </w:r>
-      <w:r>
-        <w:rPr>
-          <w:b/>
-          <w:bCs/>
-        </w:rPr>
-        <w:t>Sponsor Interview and Project Charter Questions</w:t>
+          <w:sz w:val="28"/>
+          <w:szCs w:val="28"/>
+        </w:rPr>
+      </w:pPr>
+      <w:r>
+        <w:rPr>
+          <w:b/>
+          <w:bCs/>
+          <w:sz w:val="28"/>
+          <w:szCs w:val="28"/>
+        </w:rPr>
+        <w:t>Class Assignment: Sponsor Interview and Project Charter Questions</w:t>
       </w:r>
     </w:p>
     <w:p>
@@ -51,12 +41,16 @@
         <w:rPr>
           <w:b/>
           <w:bCs/>
-        </w:rPr>
-      </w:pPr>
-      <w:r>
-        <w:rPr>
-          <w:b/>
-          <w:bCs/>
+          <w:sz w:val="28"/>
+          <w:szCs w:val="28"/>
+        </w:rPr>
+      </w:pPr>
+      <w:r>
+        <w:rPr>
+          <w:b/>
+          <w:bCs/>
+          <w:sz w:val="28"/>
+          <w:szCs w:val="28"/>
         </w:rPr>
         <w:t>Team Discussion</w:t>
       </w:r>
@@ -84,12 +78,16 @@
         <w:rPr>
           <w:b/>
           <w:bCs/>
-        </w:rPr>
-      </w:pPr>
-      <w:r>
-        <w:rPr>
-          <w:b/>
-          <w:bCs/>
+          <w:sz w:val="28"/>
+          <w:szCs w:val="28"/>
+        </w:rPr>
+      </w:pPr>
+      <w:r>
+        <w:rPr>
+          <w:b/>
+          <w:bCs/>
+          <w:sz w:val="28"/>
+          <w:szCs w:val="28"/>
         </w:rPr>
         <w:t>Assignment</w:t>
       </w:r>
@@ -193,12 +191,16 @@
         <w:rPr>
           <w:b/>
           <w:bCs/>
-        </w:rPr>
-      </w:pPr>
-      <w:r>
-        <w:rPr>
-          <w:b/>
-          <w:bCs/>
+          <w:sz w:val="28"/>
+          <w:szCs w:val="28"/>
+        </w:rPr>
+      </w:pPr>
+      <w:r>
+        <w:rPr>
+          <w:b/>
+          <w:bCs/>
+          <w:sz w:val="28"/>
+          <w:szCs w:val="28"/>
         </w:rPr>
         <w:t>After the Sponsor Meeting</w:t>
       </w:r>
@@ -216,13 +218,7 @@
         <w:spacing w:after="0"/>
       </w:pPr>
       <w:r>
-        <w:t xml:space="preserve">Update the project charter </w:t>
-      </w:r>
-      <w:r>
-        <w:t xml:space="preserve">draft </w:t>
-      </w:r>
-      <w:r>
-        <w:t>to include:</w:t>
+        <w:t>Update the project charter draft to include:</w:t>
       </w:r>
     </w:p>
     <w:p>
@@ -368,22 +364,18 @@
         <w:rPr>
           <w:b/>
           <w:bCs/>
-        </w:rPr>
-      </w:pPr>
-      <w:r>
-        <w:rPr>
-          <w:b/>
-          <w:bCs/>
-        </w:rPr>
-        <w:lastRenderedPageBreak/>
-        <w:t xml:space="preserve">Team </w:t>
-      </w:r>
-      <w:r>
-        <w:rPr>
-          <w:b/>
-          <w:bCs/>
-        </w:rPr>
-        <w:t>Submission</w:t>
+          <w:sz w:val="28"/>
+          <w:szCs w:val="28"/>
+        </w:rPr>
+      </w:pPr>
+      <w:r>
+        <w:rPr>
+          <w:b/>
+          <w:bCs/>
+          <w:sz w:val="28"/>
+          <w:szCs w:val="28"/>
+        </w:rPr>
+        <w:t>Team Submission</w:t>
       </w:r>
     </w:p>
     <w:p>
@@ -453,12 +445,16 @@
         <w:rPr>
           <w:b/>
           <w:bCs/>
-        </w:rPr>
-      </w:pPr>
-      <w:r>
-        <w:rPr>
-          <w:b/>
-          <w:bCs/>
+          <w:sz w:val="28"/>
+          <w:szCs w:val="28"/>
+        </w:rPr>
+      </w:pPr>
+      <w:r>
+        <w:rPr>
+          <w:b/>
+          <w:bCs/>
+          <w:sz w:val="28"/>
+          <w:szCs w:val="28"/>
         </w:rPr>
         <w:t>Evaluation</w:t>
       </w:r>
@@ -641,13 +637,7 @@
         <w:spacing w:after="0"/>
       </w:pPr>
       <w:r>
-        <w:t xml:space="preserve">What information </w:t>
-      </w:r>
-      <w:r>
-        <w:t>does</w:t>
-      </w:r>
-      <w:r>
-        <w:t xml:space="preserve"> decision-makers use today?</w:t>
+        <w:t>What information does decision-makers use today?</w:t>
       </w:r>
     </w:p>
     <w:p>
@@ -3594,6 +3584,7 @@
   <w:style w:type="character" w:default="1" w:styleId="DefaultParagraphFont">
     <w:name w:val="Default Paragraph Font"/>
     <w:uiPriority w:val="1"/>
+    <w:semiHidden/>
     <w:unhideWhenUsed/>
   </w:style>
   <w:style w:type="table" w:default="1" w:styleId="TableNormal">
